--- a/PaperPilot – GenAI Research Paper Assistant.docx
+++ b/PaperPilot – GenAI Research Paper Assistant.docx
@@ -338,7 +338,7 @@
           <w:sz w:val="24"/>
           <w:szCs w:val="24"/>
         </w:rPr>
-        <w:t>Harish Kumar | Kalpana Bhardwaj | Vansh Imlani | Anshul</w:t>
+        <w:t xml:space="preserve">Harish Kumar | Kalpana Bhardwaj </w:t>
       </w:r>
     </w:p>
     <w:p>
@@ -3360,27 +3360,7 @@
           <w:szCs w:val="24"/>
           <w:lang w:val="en-IN"/>
         </w:rPr>
-        <w:t xml:space="preserve">API key stored securely </w:t>
-      </w:r>
-      <w:proofErr w:type="gramStart"/>
-      <w:r>
-        <w:rPr>
-          <w:rFonts w:ascii="Times New Roman" w:hAnsi="Times New Roman" w:cs="Times New Roman"/>
-          <w:sz w:val="24"/>
-          <w:szCs w:val="24"/>
-          <w:lang w:val="en-IN"/>
-        </w:rPr>
-        <w:t>in .env</w:t>
-      </w:r>
-      <w:proofErr w:type="gramEnd"/>
-      <w:r>
-        <w:rPr>
-          <w:rFonts w:ascii="Times New Roman" w:hAnsi="Times New Roman" w:cs="Times New Roman"/>
-          <w:sz w:val="24"/>
-          <w:szCs w:val="24"/>
-          <w:lang w:val="en-IN"/>
-        </w:rPr>
-        <w:t xml:space="preserve"> </w:t>
+        <w:t xml:space="preserve">API key stored securely in .env </w:t>
       </w:r>
     </w:p>
     <w:p>
@@ -9656,6 +9636,7 @@
   <w:style w:type="character" w:default="1" w:styleId="DefaultParagraphFont">
     <w:name w:val="Default Paragraph Font"/>
     <w:uiPriority w:val="1"/>
+    <w:semiHidden/>
     <w:unhideWhenUsed/>
   </w:style>
   <w:style w:type="table" w:default="1" w:styleId="TableNormal">

--- a/PaperPilot – GenAI Research Paper Assistant.docx
+++ b/PaperPilot – GenAI Research Paper Assistant.docx
@@ -339,6 +339,14 @@
           <w:szCs w:val="24"/>
         </w:rPr>
         <w:t xml:space="preserve">Harish Kumar | Kalpana Bhardwaj </w:t>
+      </w:r>
+      <w:r>
+        <w:rPr>
+          <w:rFonts w:ascii="Times New Roman" w:hAnsi="Times New Roman" w:cs="Times New Roman"/>
+          <w:sz w:val="24"/>
+          <w:szCs w:val="24"/>
+        </w:rPr>
+        <w:t xml:space="preserve">| Vansh </w:t>
       </w:r>
     </w:p>
     <w:p>

--- a/PaperPilot – GenAI Research Paper Assistant.docx
+++ b/PaperPilot – GenAI Research Paper Assistant.docx
@@ -346,7 +346,23 @@
           <w:sz w:val="24"/>
           <w:szCs w:val="24"/>
         </w:rPr>
-        <w:t xml:space="preserve">| Vansh </w:t>
+        <w:t xml:space="preserve">| </w:t>
+      </w:r>
+      <w:r>
+        <w:rPr>
+          <w:rFonts w:ascii="Times New Roman" w:hAnsi="Times New Roman" w:cs="Times New Roman"/>
+          <w:sz w:val="24"/>
+          <w:szCs w:val="24"/>
+        </w:rPr>
+        <w:t>Prakriti</w:t>
+      </w:r>
+      <w:r>
+        <w:rPr>
+          <w:rFonts w:ascii="Times New Roman" w:hAnsi="Times New Roman" w:cs="Times New Roman"/>
+          <w:sz w:val="24"/>
+          <w:szCs w:val="24"/>
+        </w:rPr>
+        <w:t xml:space="preserve"> | Vansh </w:t>
       </w:r>
     </w:p>
     <w:p>
